--- a/制作ノート_25064_井上優人.docx
+++ b/制作ノート_25064_井上優人.docx
@@ -75,6 +75,12 @@
           <w:rFonts w:ascii="ＭＳ Ｐ明朝" w:eastAsia="ＭＳ Ｐ明朝" w:hAnsi="ＭＳ Ｐ明朝" w:hint="eastAsia"/>
         </w:rPr>
         <w:t>テーマ１：</w:t>
+      </w:r>
+      <w:r>
+        <w:rPr>
+          <w:rFonts w:ascii="ＭＳ Ｐ明朝" w:eastAsia="ＭＳ Ｐ明朝" w:hAnsi="ＭＳ Ｐ明朝" w:hint="eastAsia"/>
+        </w:rPr>
+        <w:t>A</w:t>
       </w:r>
     </w:p>
     <w:p>

--- a/制作ノート_25064_井上優人.docx
+++ b/制作ノート_25064_井上優人.docx
@@ -80,7 +80,7 @@
         <w:rPr>
           <w:rFonts w:ascii="ＭＳ Ｐ明朝" w:eastAsia="ＭＳ Ｐ明朝" w:hAnsi="ＭＳ Ｐ明朝" w:hint="eastAsia"/>
         </w:rPr>
-        <w:t>A</w:t>
+        <w:t>佐賀のお祭り</w:t>
       </w:r>
     </w:p>
     <w:p>

--- a/制作ノート_25064_井上優人.docx
+++ b/制作ノート_25064_井上優人.docx
@@ -80,7 +80,7 @@
         <w:rPr>
           <w:rFonts w:ascii="ＭＳ Ｐ明朝" w:eastAsia="ＭＳ Ｐ明朝" w:hAnsi="ＭＳ Ｐ明朝" w:hint="eastAsia"/>
         </w:rPr>
-        <w:t>佐賀のお祭り</w:t>
+        <w:t>唐津くんちについて</w:t>
       </w:r>
     </w:p>
     <w:p>
@@ -99,22 +99,15 @@
     <w:p>
       <w:pPr>
         <w:rPr>
-          <w:rFonts w:ascii="ＭＳ Ｐ明朝" w:eastAsia="ＭＳ Ｐ明朝" w:hAnsi="ＭＳ Ｐ明朝"/>
-        </w:rPr>
-      </w:pPr>
-      <w:r>
-        <w:rPr>
-          <w:rFonts w:ascii="ＭＳ Ｐ明朝" w:eastAsia="ＭＳ Ｐ明朝" w:hAnsi="ＭＳ Ｐ明朝" w:hint="eastAsia"/>
-        </w:rPr>
-        <w:t>XXXXXXXXXXXXXXXXXXXXXXXXXXXXXXXXXXXXXXXXXXXXXXXXXXXXXXXXXXXXXXXXXXXXXXXXXXXXXXXXXXXXXXXXXXXXXXXXXXXXXXXXXXXXXXXXXXXXXXXXXXXXXXXXXXXXXXXXXXXXXXXXXXXXXXXXXXXXXXXXXXXXXXXXXXXXXXXXXXXXXXXXXXXXXXXXXXXXXXXXXXXXXXXXｘ</w:t>
-      </w:r>
-    </w:p>
-    <w:p>
-      <w:pPr>
-        <w:rPr>
-          <w:rFonts w:ascii="ＭＳ Ｐ明朝" w:eastAsia="ＭＳ Ｐ明朝" w:hAnsi="ＭＳ Ｐ明朝"/>
-        </w:rPr>
-      </w:pPr>
+          <w:rFonts w:ascii="ＭＳ Ｐ明朝" w:eastAsia="ＭＳ Ｐ明朝" w:hAnsi="ＭＳ Ｐ明朝" w:hint="eastAsia"/>
+        </w:rPr>
+      </w:pPr>
+      <w:r>
+        <w:rPr>
+          <w:rFonts w:ascii="ＭＳ Ｐ明朝" w:eastAsia="ＭＳ Ｐ明朝" w:hAnsi="ＭＳ Ｐ明朝" w:hint="eastAsia"/>
+        </w:rPr>
+        <w:t>何もないで、有名な佐賀ですが、お祭りだけは、ほかの県より群を抜いて力を入れています。それを紹介します。</w:t>
+      </w:r>
     </w:p>
     <w:p>
       <w:pPr>
@@ -139,15 +132,8 @@
         <w:rPr>
           <w:rFonts w:ascii="ＭＳ Ｐ明朝" w:eastAsia="ＭＳ Ｐ明朝" w:hAnsi="ＭＳ Ｐ明朝" w:hint="eastAsia"/>
         </w:rPr>
-        <w:t>XXXXXXXXXXXXXXXXXXXXXXXXXXXXXXXXXXXXXXXXXXXXXXXXXXXXXXXXXXXXXXXXXXXXXXXXXXXXXXXXXXXXXXXXXXXXXXXXXXXXXXXXXXXXXXXXXXXXXXXXXXXXXXXXXXXXXXXXXXXXXXXXXXXXXXXXXXXXXXXXXXXXXXXXXXXXXXXXXXXXXXXXXXXXXXXXXXXXXXXXXXXXXXXX</w:t>
-      </w:r>
-    </w:p>
-    <w:p>
-      <w:pPr>
-        <w:rPr>
-          <w:rFonts w:ascii="ＭＳ Ｐ明朝" w:eastAsia="ＭＳ Ｐ明朝" w:hAnsi="ＭＳ Ｐ明朝"/>
-        </w:rPr>
-      </w:pPr>
+        <w:t>佐賀県民以外、</w:t>
+      </w:r>
     </w:p>
     <w:p>
       <w:pPr>
@@ -199,6 +185,12 @@
         </w:rPr>
         <w:t>6月</w:t>
       </w:r>
+      <w:r>
+        <w:rPr>
+          <w:rFonts w:ascii="ＭＳ Ｐ明朝" w:eastAsia="ＭＳ Ｐ明朝" w:hAnsi="ＭＳ Ｐ明朝" w:hint="eastAsia"/>
+        </w:rPr>
+        <w:t xml:space="preserve">　　　制作</w:t>
+      </w:r>
     </w:p>
     <w:p>
       <w:pPr>
@@ -212,6 +204,12 @@
         </w:rPr>
         <w:t>7月</w:t>
       </w:r>
+      <w:r>
+        <w:rPr>
+          <w:rFonts w:ascii="ＭＳ Ｐ明朝" w:eastAsia="ＭＳ Ｐ明朝" w:hAnsi="ＭＳ Ｐ明朝" w:hint="eastAsia"/>
+        </w:rPr>
+        <w:t xml:space="preserve">　　　中間発表</w:t>
+      </w:r>
     </w:p>
     <w:p>
       <w:pPr>
@@ -225,11 +223,17 @@
         </w:rPr>
         <w:t>8月</w:t>
       </w:r>
-    </w:p>
-    <w:p>
-      <w:pPr>
-        <w:rPr>
-          <w:rFonts w:ascii="ＭＳ Ｐ明朝" w:eastAsia="ＭＳ Ｐ明朝" w:hAnsi="ＭＳ Ｐ明朝"/>
+      <w:r>
+        <w:rPr>
+          <w:rFonts w:ascii="ＭＳ Ｐ明朝" w:eastAsia="ＭＳ Ｐ明朝" w:hAnsi="ＭＳ Ｐ明朝" w:hint="eastAsia"/>
+        </w:rPr>
+        <w:t xml:space="preserve">　　　制作</w:t>
+      </w:r>
+    </w:p>
+    <w:p>
+      <w:pPr>
+        <w:rPr>
+          <w:rFonts w:ascii="ＭＳ Ｐ明朝" w:eastAsia="ＭＳ Ｐ明朝" w:hAnsi="ＭＳ Ｐ明朝" w:hint="eastAsia"/>
         </w:rPr>
       </w:pPr>
       <w:r>
@@ -238,6 +242,12 @@
         </w:rPr>
         <w:t>9月</w:t>
       </w:r>
+      <w:r>
+        <w:rPr>
+          <w:rFonts w:ascii="ＭＳ Ｐ明朝" w:eastAsia="ＭＳ Ｐ明朝" w:hAnsi="ＭＳ Ｐ明朝" w:hint="eastAsia"/>
+        </w:rPr>
+        <w:t xml:space="preserve">　　　制作</w:t>
+      </w:r>
     </w:p>
     <w:p>
       <w:pPr>
@@ -251,6 +261,12 @@
         </w:rPr>
         <w:t>１０月</w:t>
       </w:r>
+      <w:r>
+        <w:rPr>
+          <w:rFonts w:ascii="ＭＳ Ｐ明朝" w:eastAsia="ＭＳ Ｐ明朝" w:hAnsi="ＭＳ Ｐ明朝" w:hint="eastAsia"/>
+        </w:rPr>
+        <w:t xml:space="preserve">　　制作</w:t>
+      </w:r>
     </w:p>
     <w:p>
       <w:pPr>
@@ -264,6 +280,12 @@
         </w:rPr>
         <w:t>11月</w:t>
       </w:r>
+      <w:r>
+        <w:rPr>
+          <w:rFonts w:ascii="ＭＳ Ｐ明朝" w:eastAsia="ＭＳ Ｐ明朝" w:hAnsi="ＭＳ Ｐ明朝" w:hint="eastAsia"/>
+        </w:rPr>
+        <w:t xml:space="preserve">　　写真撮影　</w:t>
+      </w:r>
     </w:p>
     <w:p>
       <w:pPr>
@@ -277,6 +299,12 @@
         </w:rPr>
         <w:t>12月</w:t>
       </w:r>
+      <w:r>
+        <w:rPr>
+          <w:rFonts w:ascii="ＭＳ Ｐ明朝" w:eastAsia="ＭＳ Ｐ明朝" w:hAnsi="ＭＳ Ｐ明朝" w:hint="eastAsia"/>
+        </w:rPr>
+        <w:t xml:space="preserve">　　制作</w:t>
+      </w:r>
     </w:p>
     <w:p>
       <w:pPr>
@@ -290,6 +318,12 @@
         </w:rPr>
         <w:t>1月</w:t>
       </w:r>
+      <w:r>
+        <w:rPr>
+          <w:rFonts w:ascii="ＭＳ Ｐ明朝" w:eastAsia="ＭＳ Ｐ明朝" w:hAnsi="ＭＳ Ｐ明朝" w:hint="eastAsia"/>
+        </w:rPr>
+        <w:t xml:space="preserve">　　　制作</w:t>
+      </w:r>
     </w:p>
     <w:p>
       <w:pPr>
@@ -303,6 +337,12 @@
         </w:rPr>
         <w:t>2月</w:t>
       </w:r>
+      <w:r>
+        <w:rPr>
+          <w:rFonts w:ascii="ＭＳ Ｐ明朝" w:eastAsia="ＭＳ Ｐ明朝" w:hAnsi="ＭＳ Ｐ明朝" w:hint="eastAsia"/>
+        </w:rPr>
+        <w:t xml:space="preserve">　　　発表</w:t>
+      </w:r>
     </w:p>
     <w:p>
       <w:pPr>
@@ -333,62 +373,15 @@
     <w:p>
       <w:pPr>
         <w:rPr>
-          <w:rFonts w:ascii="ＭＳ Ｐ明朝" w:eastAsia="ＭＳ Ｐ明朝" w:hAnsi="ＭＳ Ｐ明朝"/>
-        </w:rPr>
-      </w:pPr>
-      <w:r>
-        <w:rPr>
-          <w:rFonts w:ascii="ＭＳ Ｐ明朝" w:eastAsia="ＭＳ Ｐ明朝" w:hAnsi="ＭＳ Ｐ明朝" w:hint="eastAsia"/>
-        </w:rPr>
-        <w:t>XXXXXXXXXXXXXXXXXXXXXXXXXXXXXXXXXXXXXXXXXXXXXXXXXXXXXXXXXXXXXXXXXXXXXXXXXXXXXXXXXXXXXXXXXXXXXXXXXXXXXXXXXXXXXXXXXXXXXXXXXXXXXXXXXXXXXXXXXXXXXXXXXXXXXXXXXXXXXXXXXXXXXXXXXXXXXXXXXXXXXXXXXXXXXXXXXXXXXXXXXXXXXXXX</w:t>
-      </w:r>
-    </w:p>
-    <w:p>
-      <w:pPr>
-        <w:rPr>
-          <w:rFonts w:ascii="ＭＳ Ｐ明朝" w:eastAsia="ＭＳ Ｐ明朝" w:hAnsi="ＭＳ Ｐ明朝"/>
-        </w:rPr>
-      </w:pPr>
-    </w:p>
-    <w:p>
-      <w:pPr>
-        <w:rPr>
-          <w:rFonts w:ascii="ＭＳ Ｐ明朝" w:eastAsia="ＭＳ Ｐ明朝" w:hAnsi="ＭＳ Ｐ明朝"/>
-        </w:rPr>
-      </w:pPr>
-    </w:p>
-    <w:p>
-      <w:pPr>
-        <w:rPr>
-          <w:rFonts w:ascii="ＭＳ Ｐ明朝" w:eastAsia="ＭＳ Ｐ明朝" w:hAnsi="ＭＳ Ｐ明朝"/>
-        </w:rPr>
-      </w:pPr>
-      <w:r>
-        <w:rPr>
-          <w:rFonts w:ascii="ＭＳ Ｐ明朝" w:eastAsia="ＭＳ Ｐ明朝" w:hAnsi="ＭＳ Ｐ明朝" w:hint="eastAsia"/>
-        </w:rPr>
-        <w:t>制作案</w:t>
-      </w:r>
-    </w:p>
-    <w:p>
-      <w:pPr>
-        <w:rPr>
-          <w:rFonts w:ascii="ＭＳ Ｐ明朝" w:eastAsia="ＭＳ Ｐ明朝" w:hAnsi="ＭＳ Ｐ明朝"/>
-        </w:rPr>
-      </w:pPr>
-      <w:r>
-        <w:rPr>
-          <w:rFonts w:ascii="ＭＳ Ｐ明朝" w:eastAsia="ＭＳ Ｐ明朝" w:hAnsi="ＭＳ Ｐ明朝" w:hint="eastAsia"/>
-        </w:rPr>
-        <w:t>XXXXXXXXXXXXXXXXXXXXXXXXXXXXXXXXXXXXXXXXXXXXXXXXXXXXXXXXXXXXXXXXXXXXXXXXXXXXXXXXXXXXXXXXXXXXXXXXXXXXXXXXXXXXXXXXXXXXXXXXXXXXXXXXXXXXXXXXXXXXXXXXXXXXXXXXXXXXXXXXXXXXXXXXXXXXXXXXXXXXXXXXXXXXXXXXXXXXXXXXXXXXXXXX</w:t>
-      </w:r>
-    </w:p>
-    <w:p>
-      <w:pPr>
-        <w:rPr>
-          <w:rFonts w:ascii="ＭＳ Ｐ明朝" w:eastAsia="ＭＳ Ｐ明朝" w:hAnsi="ＭＳ Ｐ明朝"/>
-        </w:rPr>
-      </w:pPr>
+          <w:rFonts w:ascii="ＭＳ Ｐ明朝" w:eastAsia="ＭＳ Ｐ明朝" w:hAnsi="ＭＳ Ｐ明朝" w:hint="eastAsia"/>
+        </w:rPr>
+      </w:pPr>
+      <w:r>
+        <w:rPr>
+          <w:rFonts w:ascii="ＭＳ Ｐ明朝" w:eastAsia="ＭＳ Ｐ明朝" w:hAnsi="ＭＳ Ｐ明朝" w:hint="eastAsia"/>
+        </w:rPr>
+        <w:t>写真、そのお祭りのグッズ。</w:t>
+      </w:r>
     </w:p>
     <w:p>
       <w:pPr>
@@ -413,15 +406,14 @@
         <w:rPr>
           <w:rFonts w:ascii="ＭＳ Ｐ明朝" w:eastAsia="ＭＳ Ｐ明朝" w:hAnsi="ＭＳ Ｐ明朝" w:hint="eastAsia"/>
         </w:rPr>
-        <w:t>XXXXXXXXXXXXXXXXXXXXXXXXXXXXXXXXXXXXXXXXXXXXXXXXXXXXXXXXXXXXXXXXXXXXXXXXXXXXXXXXXXXXXXXXXXXXXXXXXXXXXXXXXXXXXXXXXXXXXXXXXXXXXXXXXXXXXXXXXXXXXXXXXXXXXXXXXXXXXXXXXXXXXXXXXXXXXXXXXXXXXXXXXXXXXXXXXXXXXXXXXXXXXXXX</w:t>
-      </w:r>
-    </w:p>
-    <w:p>
-      <w:pPr>
-        <w:rPr>
-          <w:rFonts w:ascii="ＭＳ Ｐ明朝" w:eastAsia="ＭＳ Ｐ明朝" w:hAnsi="ＭＳ Ｐ明朝"/>
-        </w:rPr>
-      </w:pPr>
+        <w:t>１１月に開催するので、現地に行って、</w:t>
+      </w:r>
+      <w:r>
+        <w:rPr>
+          <w:rFonts w:ascii="ＭＳ Ｐ明朝" w:eastAsia="ＭＳ Ｐ明朝" w:hAnsi="ＭＳ Ｐ明朝" w:hint="eastAsia"/>
+        </w:rPr>
+        <w:t>撮影をする動画でも、十分なくらい、迫力がある。</w:t>
+      </w:r>
     </w:p>
     <w:p>
       <w:pPr>

--- a/制作ノート_25064_井上優人.docx
+++ b/制作ノート_25064_井上優人.docx
@@ -74,13 +74,31 @@
         <w:rPr>
           <w:rFonts w:ascii="ＭＳ Ｐ明朝" w:eastAsia="ＭＳ Ｐ明朝" w:hAnsi="ＭＳ Ｐ明朝" w:hint="eastAsia"/>
         </w:rPr>
-        <w:t>テーマ１：</w:t>
-      </w:r>
-      <w:r>
-        <w:rPr>
-          <w:rFonts w:ascii="ＭＳ Ｐ明朝" w:eastAsia="ＭＳ Ｐ明朝" w:hAnsi="ＭＳ Ｐ明朝" w:hint="eastAsia"/>
-        </w:rPr>
-        <w:t>唐津くんちについて</w:t>
+        <w:t>テーマ</w:t>
+      </w:r>
+      <w:r>
+        <w:rPr>
+          <w:rFonts w:ascii="ＭＳ Ｐ明朝" w:eastAsia="ＭＳ Ｐ明朝" w:hAnsi="ＭＳ Ｐ明朝" w:hint="eastAsia"/>
+        </w:rPr>
+        <w:t>２</w:t>
+      </w:r>
+      <w:r>
+        <w:rPr>
+          <w:rFonts w:ascii="ＭＳ Ｐ明朝" w:eastAsia="ＭＳ Ｐ明朝" w:hAnsi="ＭＳ Ｐ明朝" w:hint="eastAsia"/>
+        </w:rPr>
+        <w:t>：</w:t>
+      </w:r>
+      <w:r>
+        <w:rPr>
+          <w:rFonts w:ascii="ＭＳ Ｐ明朝" w:eastAsia="ＭＳ Ｐ明朝" w:hAnsi="ＭＳ Ｐ明朝" w:hint="eastAsia"/>
+        </w:rPr>
+        <w:t>唐津</w:t>
+      </w:r>
+      <w:r>
+        <w:rPr>
+          <w:rFonts w:ascii="ＭＳ Ｐ明朝" w:eastAsia="ＭＳ Ｐ明朝" w:hAnsi="ＭＳ Ｐ明朝" w:hint="eastAsia"/>
+        </w:rPr>
+        <w:t>の事をもっとたくさんの人に知ってもらう</w:t>
       </w:r>
     </w:p>
     <w:p>
@@ -99,40 +117,27 @@
     <w:p>
       <w:pPr>
         <w:rPr>
-          <w:rFonts w:ascii="ＭＳ Ｐ明朝" w:eastAsia="ＭＳ Ｐ明朝" w:hAnsi="ＭＳ Ｐ明朝" w:hint="eastAsia"/>
-        </w:rPr>
-      </w:pPr>
-      <w:r>
-        <w:rPr>
-          <w:rFonts w:ascii="ＭＳ Ｐ明朝" w:eastAsia="ＭＳ Ｐ明朝" w:hAnsi="ＭＳ Ｐ明朝" w:hint="eastAsia"/>
-        </w:rPr>
-        <w:t>何もないで、有名な佐賀ですが、お祭りだけは、ほかの県より群を抜いて力を入れています。それを紹介します。</w:t>
-      </w:r>
-    </w:p>
-    <w:p>
-      <w:pPr>
-        <w:rPr>
-          <w:rFonts w:ascii="ＭＳ Ｐ明朝" w:eastAsia="ＭＳ Ｐ明朝" w:hAnsi="ＭＳ Ｐ明朝"/>
-        </w:rPr>
-      </w:pPr>
-      <w:r>
-        <w:rPr>
-          <w:rFonts w:ascii="ＭＳ Ｐ明朝" w:eastAsia="ＭＳ Ｐ明朝" w:hAnsi="ＭＳ Ｐ明朝" w:hint="eastAsia"/>
-        </w:rPr>
-        <w:t>ターゲット：（想定される閲覧者について）</w:t>
-      </w:r>
-    </w:p>
-    <w:p>
-      <w:pPr>
-        <w:rPr>
-          <w:rFonts w:ascii="ＭＳ Ｐ明朝" w:eastAsia="ＭＳ Ｐ明朝" w:hAnsi="ＭＳ Ｐ明朝"/>
-        </w:rPr>
-      </w:pPr>
-      <w:r>
-        <w:rPr>
-          <w:rFonts w:ascii="ＭＳ Ｐ明朝" w:eastAsia="ＭＳ Ｐ明朝" w:hAnsi="ＭＳ Ｐ明朝" w:hint="eastAsia"/>
-        </w:rPr>
-        <w:t>佐賀県民以外、</w:t>
+          <w:rFonts w:ascii="ＭＳ Ｐ明朝" w:eastAsia="ＭＳ Ｐ明朝" w:hAnsi="ＭＳ Ｐ明朝"/>
+        </w:rPr>
+      </w:pPr>
+      <w:r>
+        <w:rPr>
+          <w:rFonts w:ascii="ＭＳ Ｐ明朝" w:eastAsia="ＭＳ Ｐ明朝" w:hAnsi="ＭＳ Ｐ明朝" w:hint="eastAsia"/>
+        </w:rPr>
+        <w:t>俺が生まれ育った町の唐津市を知ってほしい。唐津市に住んでいる人達に何もない、他県の方が楽しそうなんて思ってほしくない。このサイトを見た人が、少しでも唐津に興味を持って足を運んでほしい。少しでも地元に貢献してほしい</w:t>
+      </w:r>
+    </w:p>
+    <w:p>
+      <w:pPr>
+        <w:rPr>
+          <w:rFonts w:ascii="ＭＳ Ｐ明朝" w:eastAsia="ＭＳ Ｐ明朝" w:hAnsi="ＭＳ Ｐ明朝" w:hint="eastAsia"/>
+        </w:rPr>
+      </w:pPr>
+      <w:r>
+        <w:rPr>
+          <w:rFonts w:ascii="ＭＳ Ｐ明朝" w:eastAsia="ＭＳ Ｐ明朝" w:hAnsi="ＭＳ Ｐ明朝" w:hint="eastAsia"/>
+        </w:rPr>
+        <w:t>対象者　唐津市に住んでいて、何もないと思ってる人。そして唐津を知らない他県の人</w:t>
       </w:r>
     </w:p>
     <w:p>
@@ -210,6 +215,50 @@
         </w:rPr>
         <w:t xml:space="preserve">　　　中間発表</w:t>
       </w:r>
+      <w:r>
+        <w:rPr>
+          <w:rFonts w:ascii="ＭＳ Ｐ明朝" w:eastAsia="ＭＳ Ｐ明朝" w:hAnsi="ＭＳ Ｐ明朝" w:hint="eastAsia"/>
+        </w:rPr>
+        <w:t>(惨敗)</w:t>
+      </w:r>
+    </w:p>
+    <w:p>
+      <w:pPr>
+        <w:rPr>
+          <w:rFonts w:ascii="ＭＳ Ｐ明朝" w:eastAsia="ＭＳ Ｐ明朝" w:hAnsi="ＭＳ Ｐ明朝"/>
+        </w:rPr>
+      </w:pPr>
+      <w:r>
+        <w:rPr>
+          <w:rFonts w:ascii="ＭＳ Ｐ明朝" w:eastAsia="ＭＳ Ｐ明朝" w:hAnsi="ＭＳ Ｐ明朝" w:hint="eastAsia"/>
+        </w:rPr>
+        <w:t>７月中旬　もっとこの課題について深堀する。</w:t>
+      </w:r>
+    </w:p>
+    <w:p>
+      <w:pPr>
+        <w:rPr>
+          <w:rFonts w:ascii="ＭＳ Ｐ明朝" w:eastAsia="ＭＳ Ｐ明朝" w:hAnsi="ＭＳ Ｐ明朝" w:hint="eastAsia"/>
+        </w:rPr>
+      </w:pPr>
+      <w:r>
+        <w:rPr>
+          <w:rFonts w:ascii="ＭＳ Ｐ明朝" w:eastAsia="ＭＳ Ｐ明朝" w:hAnsi="ＭＳ Ｐ明朝" w:hint="eastAsia"/>
+        </w:rPr>
+        <w:t xml:space="preserve">７月下旬　</w:t>
+      </w:r>
+      <w:r>
+        <w:rPr>
+          <w:rFonts w:ascii="ＭＳ Ｐ明朝" w:eastAsia="ＭＳ Ｐ明朝" w:hAnsi="ＭＳ Ｐ明朝" w:hint="eastAsia"/>
+        </w:rPr>
+        <w:t>先生たちにお題のオッケーをもらって</w:t>
+      </w:r>
+      <w:r>
+        <w:rPr>
+          <w:rFonts w:ascii="ＭＳ Ｐ明朝" w:eastAsia="ＭＳ Ｐ明朝" w:hAnsi="ＭＳ Ｐ明朝" w:hint="eastAsia"/>
+        </w:rPr>
+        <w:t>ホームページを作る</w:t>
+      </w:r>
     </w:p>
     <w:p>
       <w:pPr>
@@ -227,31 +276,75 @@
         <w:rPr>
           <w:rFonts w:ascii="ＭＳ Ｐ明朝" w:eastAsia="ＭＳ Ｐ明朝" w:hAnsi="ＭＳ Ｐ明朝" w:hint="eastAsia"/>
         </w:rPr>
+        <w:t>上旬</w:t>
+      </w:r>
+      <w:r>
+        <w:rPr>
+          <w:rFonts w:ascii="ＭＳ Ｐ明朝" w:eastAsia="ＭＳ Ｐ明朝" w:hAnsi="ＭＳ Ｐ明朝" w:hint="eastAsia"/>
+        </w:rPr>
+        <w:t xml:space="preserve">　</w:t>
+      </w:r>
+      <w:r>
+        <w:rPr>
+          <w:rFonts w:ascii="ＭＳ Ｐ明朝" w:eastAsia="ＭＳ Ｐ明朝" w:hAnsi="ＭＳ Ｐ明朝" w:hint="eastAsia"/>
+        </w:rPr>
+        <w:t>先生たちにアドバイスをもらいながら作る</w:t>
+      </w:r>
+      <w:r>
+        <w:rPr>
+          <w:rFonts w:ascii="ＭＳ Ｐ明朝" w:eastAsia="ＭＳ Ｐ明朝" w:hAnsi="ＭＳ Ｐ明朝" w:hint="eastAsia"/>
+        </w:rPr>
+        <w:t xml:space="preserve">　</w:t>
+      </w:r>
+    </w:p>
+    <w:p>
+      <w:pPr>
+        <w:rPr>
+          <w:rFonts w:ascii="ＭＳ Ｐ明朝" w:eastAsia="ＭＳ Ｐ明朝" w:hAnsi="ＭＳ Ｐ明朝"/>
+        </w:rPr>
+      </w:pPr>
+      <w:r>
+        <w:rPr>
+          <w:rFonts w:ascii="ＭＳ Ｐ明朝" w:eastAsia="ＭＳ Ｐ明朝" w:hAnsi="ＭＳ Ｐ明朝" w:hint="eastAsia"/>
+        </w:rPr>
+        <w:t>８月中旬　先生たちにアドバイスをもらいながら作る</w:t>
+      </w:r>
+    </w:p>
+    <w:p>
+      <w:pPr>
+        <w:rPr>
+          <w:rFonts w:ascii="ＭＳ Ｐ明朝" w:eastAsia="ＭＳ Ｐ明朝" w:hAnsi="ＭＳ Ｐ明朝" w:hint="eastAsia"/>
+        </w:rPr>
+      </w:pPr>
+      <w:r>
+        <w:rPr>
+          <w:rFonts w:ascii="ＭＳ Ｐ明朝" w:eastAsia="ＭＳ Ｐ明朝" w:hAnsi="ＭＳ Ｐ明朝" w:hint="eastAsia"/>
+        </w:rPr>
+        <w:t>８月下旬　骨組を完成させる</w:t>
+      </w:r>
+    </w:p>
+    <w:p>
+      <w:pPr>
+        <w:rPr>
+          <w:rFonts w:ascii="ＭＳ Ｐ明朝" w:eastAsia="ＭＳ Ｐ明朝" w:hAnsi="ＭＳ Ｐ明朝"/>
+        </w:rPr>
+      </w:pPr>
+      <w:r>
+        <w:rPr>
+          <w:rFonts w:ascii="ＭＳ Ｐ明朝" w:eastAsia="ＭＳ Ｐ明朝" w:hAnsi="ＭＳ Ｐ明朝" w:hint="eastAsia"/>
+        </w:rPr>
+        <w:t>9月</w:t>
+      </w:r>
+      <w:r>
+        <w:rPr>
+          <w:rFonts w:ascii="ＭＳ Ｐ明朝" w:eastAsia="ＭＳ Ｐ明朝" w:hAnsi="ＭＳ Ｐ明朝" w:hint="eastAsia"/>
+        </w:rPr>
         <w:t xml:space="preserve">　　　制作</w:t>
       </w:r>
     </w:p>
     <w:p>
       <w:pPr>
         <w:rPr>
-          <w:rFonts w:ascii="ＭＳ Ｐ明朝" w:eastAsia="ＭＳ Ｐ明朝" w:hAnsi="ＭＳ Ｐ明朝" w:hint="eastAsia"/>
-        </w:rPr>
-      </w:pPr>
-      <w:r>
-        <w:rPr>
-          <w:rFonts w:ascii="ＭＳ Ｐ明朝" w:eastAsia="ＭＳ Ｐ明朝" w:hAnsi="ＭＳ Ｐ明朝" w:hint="eastAsia"/>
-        </w:rPr>
-        <w:t>9月</w:t>
-      </w:r>
-      <w:r>
-        <w:rPr>
-          <w:rFonts w:ascii="ＭＳ Ｐ明朝" w:eastAsia="ＭＳ Ｐ明朝" w:hAnsi="ＭＳ Ｐ明朝" w:hint="eastAsia"/>
-        </w:rPr>
-        <w:t xml:space="preserve">　　　制作</w:t>
-      </w:r>
-    </w:p>
-    <w:p>
-      <w:pPr>
-        <w:rPr>
           <w:rFonts w:ascii="ＭＳ Ｐ明朝" w:eastAsia="ＭＳ Ｐ明朝" w:hAnsi="ＭＳ Ｐ明朝"/>
         </w:rPr>
       </w:pPr>
@@ -265,7 +358,13 @@
         <w:rPr>
           <w:rFonts w:ascii="ＭＳ Ｐ明朝" w:eastAsia="ＭＳ Ｐ明朝" w:hAnsi="ＭＳ Ｐ明朝" w:hint="eastAsia"/>
         </w:rPr>
-        <w:t xml:space="preserve">　　制作</w:t>
+        <w:t xml:space="preserve">　　</w:t>
+      </w:r>
+      <w:r>
+        <w:rPr>
+          <w:rFonts w:ascii="ＭＳ Ｐ明朝" w:eastAsia="ＭＳ Ｐ明朝" w:hAnsi="ＭＳ Ｐ明朝" w:hint="eastAsia"/>
+        </w:rPr>
+        <w:t>中間発表ここで７月の発表との明確な違いを見せる。質問が来てもなんにでも答えられるようにする。</w:t>
       </w:r>
     </w:p>
     <w:p>
@@ -284,7 +383,13 @@
         <w:rPr>
           <w:rFonts w:ascii="ＭＳ Ｐ明朝" w:eastAsia="ＭＳ Ｐ明朝" w:hAnsi="ＭＳ Ｐ明朝" w:hint="eastAsia"/>
         </w:rPr>
-        <w:t xml:space="preserve">　　写真撮影　</w:t>
+        <w:t xml:space="preserve">　　</w:t>
+      </w:r>
+      <w:r>
+        <w:rPr>
+          <w:rFonts w:ascii="ＭＳ Ｐ明朝" w:eastAsia="ＭＳ Ｐ明朝" w:hAnsi="ＭＳ Ｐ明朝" w:hint="eastAsia"/>
+        </w:rPr>
+        <w:t>最後の仕上げ</w:t>
       </w:r>
     </w:p>
     <w:p>
@@ -303,7 +408,13 @@
         <w:rPr>
           <w:rFonts w:ascii="ＭＳ Ｐ明朝" w:eastAsia="ＭＳ Ｐ明朝" w:hAnsi="ＭＳ Ｐ明朝" w:hint="eastAsia"/>
         </w:rPr>
-        <w:t xml:space="preserve">　　制作</w:t>
+        <w:t xml:space="preserve">　　</w:t>
+      </w:r>
+      <w:r>
+        <w:rPr>
+          <w:rFonts w:ascii="ＭＳ Ｐ明朝" w:eastAsia="ＭＳ Ｐ明朝" w:hAnsi="ＭＳ Ｐ明朝" w:hint="eastAsia"/>
+        </w:rPr>
+        <w:t>完成</w:t>
       </w:r>
     </w:p>
     <w:p>
@@ -322,7 +433,7 @@
         <w:rPr>
           <w:rFonts w:ascii="ＭＳ Ｐ明朝" w:eastAsia="ＭＳ Ｐ明朝" w:hAnsi="ＭＳ Ｐ明朝" w:hint="eastAsia"/>
         </w:rPr>
-        <w:t xml:space="preserve">　　　制作</w:t>
+        <w:t xml:space="preserve">　　　</w:t>
       </w:r>
     </w:p>
     <w:p>
@@ -341,7 +452,7 @@
         <w:rPr>
           <w:rFonts w:ascii="ＭＳ Ｐ明朝" w:eastAsia="ＭＳ Ｐ明朝" w:hAnsi="ＭＳ Ｐ明朝" w:hint="eastAsia"/>
         </w:rPr>
-        <w:t xml:space="preserve">　　　発表</w:t>
+        <w:t xml:space="preserve">　　　</w:t>
       </w:r>
     </w:p>
     <w:p>
@@ -373,7 +484,7 @@
     <w:p>
       <w:pPr>
         <w:rPr>
-          <w:rFonts w:ascii="ＭＳ Ｐ明朝" w:eastAsia="ＭＳ Ｐ明朝" w:hAnsi="ＭＳ Ｐ明朝" w:hint="eastAsia"/>
+          <w:rFonts w:ascii="ＭＳ Ｐ明朝" w:eastAsia="ＭＳ Ｐ明朝" w:hAnsi="ＭＳ Ｐ明朝"/>
         </w:rPr>
       </w:pPr>
       <w:r>
@@ -425,6 +536,7 @@
         <w:rPr>
           <w:rFonts w:ascii="ＭＳ Ｐ明朝" w:eastAsia="ＭＳ Ｐ明朝" w:hAnsi="ＭＳ Ｐ明朝" w:hint="eastAsia"/>
         </w:rPr>
+        <w:lastRenderedPageBreak/>
         <w:t>分析</w:t>
       </w:r>
     </w:p>
@@ -450,6 +562,56 @@
     </w:sectPr>
   </w:body>
 </w:document>
+</file>
+
+<file path=word/endnotes.xml><?xml version="1.0" encoding="utf-8"?>
+<w:endnotes xmlns:wpc="http://schemas.microsoft.com/office/word/2010/wordprocessingCanvas" xmlns:cx="http://schemas.microsoft.com/office/drawing/2014/chartex" xmlns:cx1="http://schemas.microsoft.com/office/drawing/2015/9/8/chartex" xmlns:cx2="http://schemas.microsoft.com/office/drawing/2015/10/21/chartex" xmlns:cx3="http://schemas.microsoft.com/office/drawing/2016/5/9/chartex" xmlns:cx4="http://schemas.microsoft.com/office/drawing/2016/5/10/chartex" xmlns:cx5="http://schemas.microsoft.com/office/drawing/2016/5/11/chartex" xmlns:cx6="http://schemas.microsoft.com/office/drawing/2016/5/12/chartex" xmlns:cx7="http://schemas.microsoft.com/office/drawing/2016/5/13/chartex" xmlns:cx8="http://schemas.microsoft.com/office/drawing/2016/5/14/chartex" xmlns:mc="http://schemas.openxmlformats.org/markup-compatibility/2006" xmlns:aink="http://schemas.microsoft.com/office/drawing/2016/ink" xmlns:am3d="http://schemas.microsoft.com/office/drawing/2017/model3d" xmlns:o="urn:schemas-microsoft-com:office:office" xmlns:oel="http://schemas.microsoft.com/office/2019/extlst" xmlns:r="http://schemas.openxmlformats.org/officeDocument/2006/relationships" xmlns:m="http://schemas.openxmlformats.org/officeDocument/2006/math" xmlns:v="urn:schemas-microsoft-com:vml" xmlns:wp14="http://schemas.microsoft.com/office/word/2010/wordprocessingDrawing" xmlns:wp="http://schemas.openxmlformats.org/drawingml/2006/wordprocessingDrawing" xmlns:w10="urn:schemas-microsoft-com:office:word" xmlns:w="http://schemas.openxmlformats.org/wordprocessingml/2006/main" xmlns:w14="http://schemas.microsoft.com/office/word/2010/wordml" xmlns:w15="http://schemas.microsoft.com/office/word/2012/wordml" xmlns:w16cex="http://schemas.microsoft.com/office/word/2018/wordml/cex" xmlns:w16cid="http://schemas.microsoft.com/office/word/2016/wordml/cid" xmlns:w16="http://schemas.microsoft.com/office/word/2018/wordml" xmlns:w16du="http://schemas.microsoft.com/office/word/2023/wordml/word16du" xmlns:w16sdtdh="http://schemas.microsoft.com/office/word/2020/wordml/sdtdatahash" xmlns:w16sdtfl="http://schemas.microsoft.com/office/word/2024/wordml/sdtformatlock" xmlns:w16se="http://schemas.microsoft.com/office/word/2015/wordml/symex" xmlns:wpg="http://schemas.microsoft.com/office/word/2010/wordprocessingGroup" xmlns:wpi="http://schemas.microsoft.com/office/word/2010/wordprocessingInk" xmlns:wne="http://schemas.microsoft.com/office/word/2006/wordml" xmlns:wps="http://schemas.microsoft.com/office/word/2010/wordprocessingShape" mc:Ignorable="w14 w15 w16se w16cid w16 w16cex w16sdtdh w16sdtfl w16du wp14">
+  <w:endnote w:type="separator" w:id="-1">
+    <w:p>
+      <w:pPr>
+        <w:spacing w:after="0" w:line="240" w:lineRule="auto"/>
+      </w:pPr>
+      <w:r>
+        <w:separator/>
+      </w:r>
+    </w:p>
+  </w:endnote>
+  <w:endnote w:type="continuationSeparator" w:id="0">
+    <w:p>
+      <w:pPr>
+        <w:spacing w:after="0" w:line="240" w:lineRule="auto"/>
+      </w:pPr>
+      <w:r>
+        <w:continuationSeparator/>
+      </w:r>
+    </w:p>
+  </w:endnote>
+</w:endnotes>
+</file>
+
+<file path=word/footnotes.xml><?xml version="1.0" encoding="utf-8"?>
+<w:footnotes xmlns:wpc="http://schemas.microsoft.com/office/word/2010/wordprocessingCanvas" xmlns:cx="http://schemas.microsoft.com/office/drawing/2014/chartex" xmlns:cx1="http://schemas.microsoft.com/office/drawing/2015/9/8/chartex" xmlns:cx2="http://schemas.microsoft.com/office/drawing/2015/10/21/chartex" xmlns:cx3="http://schemas.microsoft.com/office/drawing/2016/5/9/chartex" xmlns:cx4="http://schemas.microsoft.com/office/drawing/2016/5/10/chartex" xmlns:cx5="http://schemas.microsoft.com/office/drawing/2016/5/11/chartex" xmlns:cx6="http://schemas.microsoft.com/office/drawing/2016/5/12/chartex" xmlns:cx7="http://schemas.microsoft.com/office/drawing/2016/5/13/chartex" xmlns:cx8="http://schemas.microsoft.com/office/drawing/2016/5/14/chartex" xmlns:mc="http://schemas.openxmlformats.org/markup-compatibility/2006" xmlns:aink="http://schemas.microsoft.com/office/drawing/2016/ink" xmlns:am3d="http://schemas.microsoft.com/office/drawing/2017/model3d" xmlns:o="urn:schemas-microsoft-com:office:office" xmlns:oel="http://schemas.microsoft.com/office/2019/extlst" xmlns:r="http://schemas.openxmlformats.org/officeDocument/2006/relationships" xmlns:m="http://schemas.openxmlformats.org/officeDocument/2006/math" xmlns:v="urn:schemas-microsoft-com:vml" xmlns:wp14="http://schemas.microsoft.com/office/word/2010/wordprocessingDrawing" xmlns:wp="http://schemas.openxmlformats.org/drawingml/2006/wordprocessingDrawing" xmlns:w10="urn:schemas-microsoft-com:office:word" xmlns:w="http://schemas.openxmlformats.org/wordprocessingml/2006/main" xmlns:w14="http://schemas.microsoft.com/office/word/2010/wordml" xmlns:w15="http://schemas.microsoft.com/office/word/2012/wordml" xmlns:w16cex="http://schemas.microsoft.com/office/word/2018/wordml/cex" xmlns:w16cid="http://schemas.microsoft.com/office/word/2016/wordml/cid" xmlns:w16="http://schemas.microsoft.com/office/word/2018/wordml" xmlns:w16du="http://schemas.microsoft.com/office/word/2023/wordml/word16du" xmlns:w16sdtdh="http://schemas.microsoft.com/office/word/2020/wordml/sdtdatahash" xmlns:w16sdtfl="http://schemas.microsoft.com/office/word/2024/wordml/sdtformatlock" xmlns:w16se="http://schemas.microsoft.com/office/word/2015/wordml/symex" xmlns:wpg="http://schemas.microsoft.com/office/word/2010/wordprocessingGroup" xmlns:wpi="http://schemas.microsoft.com/office/word/2010/wordprocessingInk" xmlns:wne="http://schemas.microsoft.com/office/word/2006/wordml" xmlns:wps="http://schemas.microsoft.com/office/word/2010/wordprocessingShape" mc:Ignorable="w14 w15 w16se w16cid w16 w16cex w16sdtdh w16sdtfl w16du wp14">
+  <w:footnote w:type="separator" w:id="-1">
+    <w:p>
+      <w:pPr>
+        <w:spacing w:after="0" w:line="240" w:lineRule="auto"/>
+      </w:pPr>
+      <w:r>
+        <w:separator/>
+      </w:r>
+    </w:p>
+  </w:footnote>
+  <w:footnote w:type="continuationSeparator" w:id="0">
+    <w:p>
+      <w:pPr>
+        <w:spacing w:after="0" w:line="240" w:lineRule="auto"/>
+      </w:pPr>
+      <w:r>
+        <w:continuationSeparator/>
+      </w:r>
+    </w:p>
+  </w:footnote>
+</w:footnotes>
 </file>
 
 <file path=word/styles.xml><?xml version="1.0" encoding="utf-8"?>
@@ -1383,6 +1545,50 @@
     <w:semiHidden/>
     <w:rsid w:val="00D423A1"/>
   </w:style>
+  <w:style w:type="paragraph" w:styleId="ac">
+    <w:name w:val="header"/>
+    <w:basedOn w:val="a"/>
+    <w:link w:val="ad"/>
+    <w:uiPriority w:val="99"/>
+    <w:unhideWhenUsed/>
+    <w:rsid w:val="00607FF6"/>
+    <w:pPr>
+      <w:tabs>
+        <w:tab w:val="center" w:pos="4252"/>
+        <w:tab w:val="right" w:pos="8504"/>
+      </w:tabs>
+      <w:snapToGrid w:val="0"/>
+    </w:pPr>
+  </w:style>
+  <w:style w:type="character" w:customStyle="1" w:styleId="ad">
+    <w:name w:val="ヘッダー (文字)"/>
+    <w:basedOn w:val="a0"/>
+    <w:link w:val="ac"/>
+    <w:uiPriority w:val="99"/>
+    <w:rsid w:val="00607FF6"/>
+  </w:style>
+  <w:style w:type="paragraph" w:styleId="ae">
+    <w:name w:val="footer"/>
+    <w:basedOn w:val="a"/>
+    <w:link w:val="af"/>
+    <w:uiPriority w:val="99"/>
+    <w:unhideWhenUsed/>
+    <w:rsid w:val="00607FF6"/>
+    <w:pPr>
+      <w:tabs>
+        <w:tab w:val="center" w:pos="4252"/>
+        <w:tab w:val="right" w:pos="8504"/>
+      </w:tabs>
+      <w:snapToGrid w:val="0"/>
+    </w:pPr>
+  </w:style>
+  <w:style w:type="character" w:customStyle="1" w:styleId="af">
+    <w:name w:val="フッター (文字)"/>
+    <w:basedOn w:val="a0"/>
+    <w:link w:val="ae"/>
+    <w:uiPriority w:val="99"/>
+    <w:rsid w:val="00607FF6"/>
+  </w:style>
 </w:styles>
 </file>
 
